--- a/assets/Status_Update.docx
+++ b/assets/Status_Update.docx
@@ -13,7 +13,7 @@
     </w:p>
     <w:p>
       <w:r>
-        <w:t>period: 6/1-6/12   prepared by S. Chen    distribution: program leads, COR team, finance</w:t>
+        <w:t>period: 6/1-6/12    prepared by S. Chen    distribution: program leads, COR team, finance</w:t>
       </w:r>
     </w:p>
     <w:p>
@@ -24,7 +24,7 @@
         <w:t xml:space="preserve">Summary - </w:t>
       </w:r>
       <w:r>
-        <w:t>Overall the program is GREEN but trending yellow on the MITG task order due to the open Mod #14 and the compliance scope gap that came up last cycle, we are managing both but leadership should be aware that if legal slips on the marketing spend AND the scope revision takes the full week we could see a 1-2 week slip on the audit kickoff which has downstream impact on the Q1 DMID recompete prep timeline that Boris flagged.</w:t>
+        <w:t>Overall GREEN, trending yellow on the MITG task order due to the open Mod #14 and the compliance audit scope gap. DMID recompete planning is underway. The near-term pressure point is the OMB data call due Friday - Northwind has not returned their portion yet, and if it slips past Wednesday we are at risk on the deadline.</w:t>
       </w:r>
     </w:p>
     <w:p>
@@ -40,7 +40,7 @@
         <w:pStyle w:val="ListBullet"/>
       </w:pPr>
       <w:r>
-        <w:t>Closed out Mod #12 (pricing-only, 2 day compliance turn)</w:t>
+        <w:t>Closed out Mod #12 (pricing-only, 2-day compliance turn)</w:t>
       </w:r>
     </w:p>
     <w:p>
@@ -48,7 +48,7 @@
         <w:pStyle w:val="ListBullet"/>
       </w:pPr>
       <w:r>
-        <w:t>Northwind Mod #14 submitted, cost analysis complete ($163K / 60-day option recommended)</w:t>
+        <w:t>Northwind Mod #14 cost analysis complete - $163K / 60-day option recommended</w:t>
       </w:r>
     </w:p>
     <w:p>
@@ -56,7 +56,7 @@
         <w:pStyle w:val="ListBullet"/>
       </w:pPr>
       <w:r>
-        <w:t>HR training budget ($20K) approved</w:t>
+        <w:t>Filed a no-cost bridge extension so the MITG PoP does not lapse Sept 30</w:t>
       </w:r>
     </w:p>
     <w:p>
@@ -64,7 +64,7 @@
         <w:pStyle w:val="ListBullet"/>
       </w:pPr>
       <w:r>
-        <w:t>Filed no-cost bridge extension so the Sept 30 PoP does not lapse</w:t>
+        <w:t>Posted the sources-sought notice for the DMID recompete (six responses)</w:t>
       </w:r>
     </w:p>
     <w:p>
@@ -72,27 +72,39 @@
         <w:rPr>
           <w:b/>
         </w:rPr>
-        <w:t>In Progress / Next Period</w:t>
+        <w:t>IN PROGRESS / NEXT PERIOD</w:t>
       </w:r>
     </w:p>
     <w:p>
+      <w:pPr>
+        <w:pStyle w:val="ListBullet"/>
+      </w:pPr>
       <w:r>
-        <w:t>- Mod #14 routing through Compliance (Hung), expected clear Monday, phased analyst start due to clearance</w:t>
+        <w:t>Mod #14 through Compliance (Hung) - expected to clear Monday, phased analyst start due to clearance</w:t>
       </w:r>
     </w:p>
     <w:p>
+      <w:pPr>
+        <w:pStyle w:val="ListBullet"/>
+      </w:pPr>
       <w:r>
-        <w:t>- compliance audit scope revision (adds ~1 wk)</w:t>
+        <w:t>Compliance audit scope revision to add third-party vendor assessment (~1 week)</w:t>
       </w:r>
     </w:p>
     <w:p>
+      <w:pPr>
+        <w:pStyle w:val="ListBullet"/>
+      </w:pPr>
       <w:r>
-        <w:t>- Friday portfolio review one-pager for leadership</w:t>
+        <w:t>OMB data call response - due Friday; Fabrikam in, Northwind outstanding, Finance reconciling</w:t>
       </w:r>
     </w:p>
     <w:p>
+      <w:pPr>
+        <w:pStyle w:val="ListBullet"/>
+      </w:pPr>
       <w:r>
-        <w:t>- marketing spend $60K pending GC — decision expected Thursday EOD</w:t>
+        <w:t>DMID recompete draft PWS ~80% complete; industry day in ~3 weeks</w:t>
       </w:r>
     </w:p>
     <w:p>
@@ -100,7 +112,7 @@
         <w:rPr>
           <w:b/>
         </w:rPr>
-        <w:t>Risks</w:t>
+        <w:t>RISKS</w:t>
       </w:r>
     </w:p>
     <w:tbl>
@@ -152,7 +164,7 @@
           </w:tcPr>
           <w:p>
             <w:r>
-              <w:t>Legal review slips past Thursday</w:t>
+              <w:t>Northwind late on the OMB data call</w:t>
             </w:r>
           </w:p>
         </w:tc>
@@ -162,7 +174,7 @@
           </w:tcPr>
           <w:p>
             <w:r>
-              <w:t>Budget approval slips a week</w:t>
+              <w:t>Miss the Friday deadline</w:t>
             </w:r>
           </w:p>
         </w:tc>
@@ -172,7 +184,7 @@
           </w:tcPr>
           <w:p>
             <w:r>
-              <w:t>Escalated to GC; proceeding with non-marketing approvals</w:t>
+              <w:t>Escalated to Northwind PM; Boris cc’d; no extension without sign-off</w:t>
             </w:r>
           </w:p>
         </w:tc>
@@ -184,7 +196,7 @@
           </w:tcPr>
           <w:p>
             <w:r>
-              <w:t>Compliance scope revision runs long</w:t>
+              <w:t>Compliance audit scope revision runs long</w:t>
             </w:r>
           </w:p>
         </w:tc>
@@ -204,7 +216,7 @@
           </w:tcPr>
           <w:p>
             <w:r>
-              <w:t>Scope call held; revising in parallel</w:t>
+              <w:t>Scope call held; revising in parallel, back to Hung Friday</w:t>
             </w:r>
           </w:p>
         </w:tc>
@@ -216,7 +228,7 @@
           </w:tcPr>
           <w:p>
             <w:r>
-              <w:t>2nd analyst clearance delay</w:t>
+              <w:t>Second analyst clearance delay (Mod #14)</w:t>
             </w:r>
           </w:p>
         </w:tc>
@@ -241,15 +253,47 @@
           </w:p>
         </w:tc>
       </w:tr>
+      <w:tr>
+        <w:tc>
+          <w:tcPr>
+            <w:tcW w:type="dxa" w:w="2880"/>
+          </w:tcPr>
+          <w:p>
+            <w:r>
+              <w:t>DMID draft PWS slips</w:t>
+            </w:r>
+          </w:p>
+        </w:tc>
+        <w:tc>
+          <w:tcPr>
+            <w:tcW w:type="dxa" w:w="2880"/>
+          </w:tcPr>
+          <w:p>
+            <w:r>
+              <w:t>RFP date pushes in Q1</w:t>
+            </w:r>
+          </w:p>
+        </w:tc>
+        <w:tc>
+          <w:tcPr>
+            <w:tcW w:type="dxa" w:w="2880"/>
+          </w:tcPr>
+          <w:p>
+            <w:r>
+              <w:t>Lock PWS scope this month; Legal set-aside call early</w:t>
+            </w:r>
+          </w:p>
+        </w:tc>
+      </w:tr>
     </w:tbl>
     <w:p>
       <w:r>
-        <w:t>Open items / decisions needed:  GC decision on marketing; confirm phased-start condition language with Northwind; document 60-vs-90 day rationale in the file for the recompete.</w:t>
+        <w:t>Open items / decisions needed: confirm phased-start condition with Northwind; document the 60-vs-90-day Mod #14 rationale in the file for the recompete; Legal determination on the small-business set-aside.</w:t>
       </w:r>
     </w:p>
     <w:p>
       <w:r>
-        <w:t>notes: numbers are rough, finance to confirm. -SC</w:t>
+        <w:t>notes: numbers rough, finance to confirm. -SC</w:t>
       </w:r>
     </w:p>
     <w:sectPr>
